--- a/3-能力管理/运行记录类文件/030202-运维服务能力管理指标达成情况(截止2025年12月).docx
+++ b/3-能力管理/运行记录类文件/030202-运维服务能力管理指标达成情况(截止2025年12月).docx
@@ -21,7 +21,7 @@
           <w:rFonts w:hint="eastAsia"/>
           <w:lang w:val="en-US" w:eastAsia="zh-CN"/>
         </w:rPr>
-        <w:t>指标达成情况（截止2025年10月）</w:t>
+        <w:t>指标达成情况（截止2025年12月）</w:t>
       </w:r>
     </w:p>
     <w:p>
@@ -232,25 +232,13 @@
                 <w:lang w:val="en-US" w:eastAsia="zh-CN"/>
               </w:rPr>
             </w:pPr>
+            <w:bookmarkStart w:id="1" w:name="_GoBack"/>
+            <w:bookmarkEnd w:id="1"/>
             <w:r>
               <w:rPr>
                 <w:spacing w:val="-2"/>
               </w:rPr>
-              <w:t>202</w:t>
-            </w:r>
-            <w:r>
-              <w:rPr>
-                <w:rFonts w:hint="eastAsia"/>
-                <w:spacing w:val="-2"/>
-                <w:lang w:val="en-US" w:eastAsia="zh-CN"/>
-              </w:rPr>
-              <w:t>5</w:t>
-            </w:r>
-            <w:r>
-              <w:rPr>
-                <w:spacing w:val="-2"/>
-              </w:rPr>
-              <w:t>年运维服务能力管理总结报告</w:t>
+              <w:t>运维服务能力管理总结报告</w:t>
             </w:r>
             <w:r>
               <w:rPr>
@@ -1079,8 +1067,6 @@
               </w:rPr>
               <w:t>12月</w:t>
             </w:r>
-            <w:bookmarkStart w:id="1" w:name="_GoBack"/>
-            <w:bookmarkEnd w:id="1"/>
             <w:r>
               <w:rPr>
                 <w:b/>
@@ -1388,7 +1374,6 @@
           </w:tblCellMar>
         </w:tblPrEx>
         <w:trPr>
-          <w:wAfter w:w="0" w:type="auto"/>
           <w:trHeight w:val="241" w:hRule="atLeast"/>
           <w:jc w:val="center"/>
         </w:trPr>
@@ -1851,7 +1836,6 @@
           </w:tblCellMar>
         </w:tblPrEx>
         <w:trPr>
-          <w:wAfter w:w="0" w:type="auto"/>
           <w:trHeight w:val="408" w:hRule="atLeast"/>
           <w:jc w:val="center"/>
         </w:trPr>
@@ -2339,7 +2323,6 @@
           </w:tblCellMar>
         </w:tblPrEx>
         <w:trPr>
-          <w:wAfter w:w="0" w:type="auto"/>
           <w:trHeight w:val="384" w:hRule="atLeast"/>
           <w:jc w:val="center"/>
         </w:trPr>
@@ -2822,7 +2805,6 @@
           </w:tblCellMar>
         </w:tblPrEx>
         <w:trPr>
-          <w:wAfter w:w="0" w:type="auto"/>
           <w:trHeight w:val="467" w:hRule="atLeast"/>
           <w:jc w:val="center"/>
         </w:trPr>
@@ -3332,7 +3314,6 @@
           </w:tblCellMar>
         </w:tblPrEx>
         <w:trPr>
-          <w:wAfter w:w="0" w:type="auto"/>
           <w:trHeight w:val="412" w:hRule="atLeast"/>
           <w:jc w:val="center"/>
         </w:trPr>
@@ -3805,7 +3786,6 @@
           </w:tblCellMar>
         </w:tblPrEx>
         <w:trPr>
-          <w:wAfter w:w="0" w:type="auto"/>
           <w:trHeight w:val="90" w:hRule="atLeast"/>
           <w:jc w:val="center"/>
         </w:trPr>
@@ -4341,7 +4321,6 @@
           </w:tblCellMar>
         </w:tblPrEx>
         <w:trPr>
-          <w:wAfter w:w="0" w:type="auto"/>
           <w:trHeight w:val="90" w:hRule="atLeast"/>
           <w:jc w:val="center"/>
         </w:trPr>
@@ -4874,7 +4853,6 @@
           </w:tblCellMar>
         </w:tblPrEx>
         <w:trPr>
-          <w:wAfter w:w="0" w:type="auto"/>
           <w:trHeight w:val="425" w:hRule="atLeast"/>
           <w:jc w:val="center"/>
         </w:trPr>
@@ -5376,7 +5354,6 @@
           </w:tblCellMar>
         </w:tblPrEx>
         <w:trPr>
-          <w:wAfter w:w="0" w:type="auto"/>
           <w:trHeight w:val="382" w:hRule="atLeast"/>
           <w:jc w:val="center"/>
         </w:trPr>
@@ -5906,7 +5883,6 @@
           </w:tblCellMar>
         </w:tblPrEx>
         <w:trPr>
-          <w:wAfter w:w="0" w:type="auto"/>
           <w:trHeight w:val="482" w:hRule="atLeast"/>
           <w:jc w:val="center"/>
         </w:trPr>
@@ -6376,7 +6352,6 @@
           </w:tblCellMar>
         </w:tblPrEx>
         <w:trPr>
-          <w:wAfter w:w="0" w:type="auto"/>
           <w:trHeight w:val="417" w:hRule="atLeast"/>
           <w:jc w:val="center"/>
         </w:trPr>
@@ -6865,7 +6840,6 @@
           </w:tblCellMar>
         </w:tblPrEx>
         <w:trPr>
-          <w:wAfter w:w="0" w:type="auto"/>
           <w:trHeight w:val="480" w:hRule="atLeast"/>
           <w:jc w:val="center"/>
         </w:trPr>
@@ -7305,7 +7279,6 @@
           </w:tblCellMar>
         </w:tblPrEx>
         <w:trPr>
-          <w:wAfter w:w="0" w:type="auto"/>
           <w:trHeight w:val="651" w:hRule="atLeast"/>
           <w:jc w:val="center"/>
         </w:trPr>
@@ -7821,7 +7794,6 @@
           </w:tblCellMar>
         </w:tblPrEx>
         <w:trPr>
-          <w:wAfter w:w="0" w:type="auto"/>
           <w:trHeight w:val="651" w:hRule="atLeast"/>
           <w:jc w:val="center"/>
         </w:trPr>
@@ -8369,7 +8341,6 @@
           </w:tblCellMar>
         </w:tblPrEx>
         <w:trPr>
-          <w:wAfter w:w="0" w:type="auto"/>
           <w:trHeight w:val="651" w:hRule="atLeast"/>
           <w:jc w:val="center"/>
         </w:trPr>
@@ -8899,7 +8870,6 @@
           </w:tblCellMar>
         </w:tblPrEx>
         <w:trPr>
-          <w:wAfter w:w="0" w:type="auto"/>
           <w:trHeight w:val="629" w:hRule="atLeast"/>
           <w:jc w:val="center"/>
         </w:trPr>
@@ -9452,7 +9422,6 @@
           </w:tblCellMar>
         </w:tblPrEx>
         <w:trPr>
-          <w:wAfter w:w="0" w:type="auto"/>
           <w:trHeight w:val="502" w:hRule="atLeast"/>
           <w:jc w:val="center"/>
         </w:trPr>
@@ -9957,7 +9926,6 @@
           </w:tblCellMar>
         </w:tblPrEx>
         <w:trPr>
-          <w:wAfter w:w="0" w:type="auto"/>
           <w:trHeight w:val="430" w:hRule="atLeast"/>
           <w:jc w:val="center"/>
         </w:trPr>
@@ -10521,7 +10489,6 @@
           </w:tblCellMar>
         </w:tblPrEx>
         <w:trPr>
-          <w:wAfter w:w="0" w:type="auto"/>
           <w:trHeight w:val="544" w:hRule="atLeast"/>
           <w:jc w:val="center"/>
         </w:trPr>
@@ -11031,7 +10998,6 @@
           </w:tblCellMar>
         </w:tblPrEx>
         <w:trPr>
-          <w:wAfter w:w="0" w:type="auto"/>
           <w:trHeight w:val="651" w:hRule="atLeast"/>
           <w:jc w:val="center"/>
         </w:trPr>
@@ -11556,7 +11522,6 @@
           </w:tblCellMar>
         </w:tblPrEx>
         <w:trPr>
-          <w:wAfter w:w="0" w:type="auto"/>
           <w:trHeight w:val="789" w:hRule="atLeast"/>
           <w:jc w:val="center"/>
         </w:trPr>
@@ -12026,7 +11991,6 @@
           </w:tblCellMar>
         </w:tblPrEx>
         <w:trPr>
-          <w:wAfter w:w="0" w:type="auto"/>
           <w:trHeight w:val="585" w:hRule="atLeast"/>
           <w:jc w:val="center"/>
         </w:trPr>
@@ -12499,7 +12463,6 @@
           </w:tblCellMar>
         </w:tblPrEx>
         <w:trPr>
-          <w:wAfter w:w="0" w:type="auto"/>
           <w:trHeight w:val="540" w:hRule="atLeast"/>
           <w:jc w:val="center"/>
         </w:trPr>
@@ -12969,7 +12932,6 @@
           </w:tblCellMar>
         </w:tblPrEx>
         <w:trPr>
-          <w:wAfter w:w="0" w:type="auto"/>
           <w:trHeight w:val="525" w:hRule="atLeast"/>
           <w:jc w:val="center"/>
         </w:trPr>
@@ -13439,7 +13401,6 @@
           </w:tblCellMar>
         </w:tblPrEx>
         <w:trPr>
-          <w:wAfter w:w="0" w:type="auto"/>
           <w:trHeight w:val="656" w:hRule="atLeast"/>
           <w:jc w:val="center"/>
         </w:trPr>
@@ -13981,7 +13942,6 @@
           </w:tblCellMar>
         </w:tblPrEx>
         <w:trPr>
-          <w:wAfter w:w="0" w:type="auto"/>
           <w:trHeight w:val="656" w:hRule="atLeast"/>
           <w:jc w:val="center"/>
         </w:trPr>
@@ -14477,7 +14437,6 @@
           </w:tblCellMar>
         </w:tblPrEx>
         <w:trPr>
-          <w:wAfter w:w="0" w:type="auto"/>
           <w:trHeight w:val="656" w:hRule="atLeast"/>
           <w:jc w:val="center"/>
         </w:trPr>
@@ -14991,7 +14950,6 @@
           </w:tblCellMar>
         </w:tblPrEx>
         <w:trPr>
-          <w:wAfter w:w="0" w:type="auto"/>
           <w:trHeight w:val="656" w:hRule="atLeast"/>
           <w:jc w:val="center"/>
         </w:trPr>
@@ -15494,7 +15452,6 @@
           </w:tblCellMar>
         </w:tblPrEx>
         <w:trPr>
-          <w:wAfter w:w="0" w:type="auto"/>
           <w:trHeight w:val="656" w:hRule="atLeast"/>
           <w:jc w:val="center"/>
         </w:trPr>
@@ -16018,7 +15975,6 @@
           </w:tblCellMar>
         </w:tblPrEx>
         <w:trPr>
-          <w:wAfter w:w="0" w:type="auto"/>
           <w:trHeight w:val="477" w:hRule="atLeast"/>
           <w:jc w:val="center"/>
         </w:trPr>
@@ -16471,7 +16427,6 @@
           </w:tblCellMar>
         </w:tblPrEx>
         <w:trPr>
-          <w:wAfter w:w="0" w:type="auto"/>
           <w:trHeight w:val="470" w:hRule="atLeast"/>
           <w:jc w:val="center"/>
         </w:trPr>
@@ -16926,7 +16881,6 @@
           </w:tblCellMar>
         </w:tblPrEx>
         <w:trPr>
-          <w:wAfter w:w="0" w:type="auto"/>
           <w:trHeight w:val="453" w:hRule="atLeast"/>
           <w:jc w:val="center"/>
         </w:trPr>
@@ -17444,7 +17398,6 @@
           </w:tblCellMar>
         </w:tblPrEx>
         <w:trPr>
-          <w:wAfter w:w="0" w:type="auto"/>
           <w:trHeight w:val="453" w:hRule="atLeast"/>
           <w:jc w:val="center"/>
         </w:trPr>
@@ -17940,7 +17893,6 @@
           </w:tblCellMar>
         </w:tblPrEx>
         <w:trPr>
-          <w:wAfter w:w="0" w:type="auto"/>
           <w:trHeight w:val="363" w:hRule="atLeast"/>
           <w:jc w:val="center"/>
         </w:trPr>
